--- a/demo.docx
+++ b/demo.docx
@@ -2,6 +2,31 @@
 <file path=word/document.xml><?xml version="1.0" encoding="utf-8"?>
 <w:document xmlns:wpc="http://schemas.microsoft.com/office/word/2010/wordprocessingCanvas" xmlns:mc="http://schemas.openxmlformats.org/markup-compatibility/2006" xmlns:o="urn:schemas-microsoft-com:office:office" xmlns:r="http://schemas.openxmlformats.org/officeDocument/2006/relationships" xmlns:m="http://schemas.openxmlformats.org/officeDocument/2006/math" xmlns:v="urn:schemas-microsoft-com:vml" xmlns:wp14="http://schemas.microsoft.com/office/word/2010/wordprocessingDrawing" xmlns:wp="http://schemas.openxmlformats.org/drawingml/2006/wordprocessingDrawing" xmlns:w10="urn:schemas-microsoft-com:office:word" xmlns:w="http://schemas.openxmlformats.org/wordprocessingml/2006/main" xmlns:w14="http://schemas.microsoft.com/office/word/2010/wordml" xmlns:wpg="http://schemas.microsoft.com/office/word/2010/wordprocessingGroup" xmlns:wpi="http://schemas.microsoft.com/office/word/2010/wordprocessingInk" xmlns:wne="http://schemas.microsoft.com/office/word/2006/wordml" xmlns:wps="http://schemas.microsoft.com/office/word/2010/wordprocessingShape" mc:Ignorable="w14 wp14">
   <w:body>
+    <w:p>
+      <w:pPr>
+        <w:ind w:left="2880" w:firstLine="720"/>
+      </w:pPr>
+      <w:r>
+        <w:t>Demo</w:t>
+      </w:r>
+    </w:p>
+    <w:p>
+      <w:proofErr w:type="gramStart"/>
+      <w:r>
+        <w:t>1.Create</w:t>
+      </w:r>
+      <w:proofErr w:type="gramEnd"/>
+      <w:r>
+        <w:t xml:space="preserve"> customer </w:t>
+      </w:r>
+      <w:proofErr w:type="spellStart"/>
+      <w:r>
+        <w:t>api</w:t>
+      </w:r>
+      <w:bookmarkStart w:id="0" w:name="_GoBack"/>
+      <w:bookmarkEnd w:id="0"/>
+      <w:proofErr w:type="spellEnd"/>
+    </w:p>
     <w:p>
       <w:r>
         <w:drawing>
@@ -40,6 +65,24 @@
           </wp:inline>
         </w:drawing>
       </w:r>
+    </w:p>
+    <w:p/>
+    <w:p>
+      <w:pPr>
+        <w:rPr>
+          <w:rFonts w:ascii="Segoe UI" w:hAnsi="Segoe UI" w:cs="Segoe UI"/>
+          <w:color w:val="1F2328"/>
+          <w:shd w:val="clear" w:color="auto" w:fill="FFFFFF"/>
+        </w:rPr>
+      </w:pPr>
+      <w:r>
+        <w:rPr>
+          <w:rFonts w:ascii="Segoe UI" w:hAnsi="Segoe UI" w:cs="Segoe UI"/>
+          <w:color w:val="1F2328"/>
+          <w:shd w:val="clear" w:color="auto" w:fill="FFFFFF"/>
+        </w:rPr>
+        <w:t>Create account </w:t>
+      </w:r>
       <w:r>
         <w:br/>
       </w:r>
@@ -83,12 +126,79 @@
       <w:r>
         <w:br/>
       </w:r>
-      <w:r>
+    </w:p>
+    <w:p>
+      <w:pPr>
+        <w:rPr>
+          <w:rFonts w:ascii="Segoe UI" w:hAnsi="Segoe UI" w:cs="Segoe UI"/>
+          <w:color w:val="1F2328"/>
+          <w:shd w:val="clear" w:color="auto" w:fill="FFFFFF"/>
+        </w:rPr>
+      </w:pPr>
+    </w:p>
+    <w:p>
+      <w:pPr>
+        <w:rPr>
+          <w:rFonts w:ascii="Segoe UI" w:hAnsi="Segoe UI" w:cs="Segoe UI"/>
+          <w:color w:val="1F2328"/>
+          <w:shd w:val="clear" w:color="auto" w:fill="FFFFFF"/>
+        </w:rPr>
+      </w:pPr>
+    </w:p>
+    <w:p>
+      <w:pPr>
+        <w:rPr>
+          <w:rFonts w:ascii="Segoe UI" w:hAnsi="Segoe UI" w:cs="Segoe UI"/>
+          <w:color w:val="1F2328"/>
+          <w:shd w:val="clear" w:color="auto" w:fill="FFFFFF"/>
+        </w:rPr>
+      </w:pPr>
+    </w:p>
+    <w:p>
+      <w:pPr>
+        <w:rPr>
+          <w:rFonts w:ascii="Segoe UI" w:hAnsi="Segoe UI" w:cs="Segoe UI"/>
+          <w:color w:val="1F2328"/>
+          <w:shd w:val="clear" w:color="auto" w:fill="FFFFFF"/>
+        </w:rPr>
+      </w:pPr>
+    </w:p>
+    <w:p>
+      <w:pPr>
+        <w:rPr>
+          <w:rFonts w:ascii="Segoe UI" w:hAnsi="Segoe UI" w:cs="Segoe UI"/>
+          <w:color w:val="1F2328"/>
+          <w:shd w:val="clear" w:color="auto" w:fill="FFFFFF"/>
+        </w:rPr>
+      </w:pPr>
+      <w:r>
+        <w:rPr>
+          <w:rFonts w:ascii="Segoe UI" w:hAnsi="Segoe UI" w:cs="Segoe UI"/>
+          <w:color w:val="1F2328"/>
+          <w:shd w:val="clear" w:color="auto" w:fill="FFFFFF"/>
+        </w:rPr>
+        <w:lastRenderedPageBreak/>
+        <w:t>Ingest a transaction</w:t>
+      </w:r>
+      <w:r>
+        <w:rPr>
+          <w:rFonts w:ascii="Segoe UI" w:hAnsi="Segoe UI" w:cs="Segoe UI"/>
+          <w:color w:val="1F2328"/>
+          <w:shd w:val="clear" w:color="auto" w:fill="FFFFFF"/>
+        </w:rPr>
+        <w:br/>
+      </w:r>
+      <w:r>
+        <w:rPr>
+          <w:rFonts w:ascii="Segoe UI" w:hAnsi="Segoe UI" w:cs="Segoe UI"/>
+          <w:color w:val="1F2328"/>
+          <w:shd w:val="clear" w:color="auto" w:fill="FFFFFF"/>
+        </w:rPr>
         <w:drawing>
-          <wp:inline distT="0" distB="0" distL="0" distR="0" wp14:anchorId="7CF70071" wp14:editId="5CBBE0AD">
-            <wp:extent cx="5731510" cy="2793499"/>
-            <wp:effectExtent l="0" t="0" r="2540" b="6985"/>
-            <wp:docPr id="3" name="Picture 3"/>
+          <wp:inline distT="0" distB="0" distL="0" distR="0" wp14:anchorId="5047532E" wp14:editId="7C984617">
+            <wp:extent cx="5731510" cy="2521007"/>
+            <wp:effectExtent l="0" t="0" r="2540" b="0"/>
+            <wp:docPr id="6" name="Picture 6"/>
             <wp:cNvGraphicFramePr>
               <a:graphicFrameLocks xmlns:a="http://schemas.openxmlformats.org/drawingml/2006/main" noChangeAspect="1"/>
             </wp:cNvGraphicFramePr>
@@ -108,6 +218,54 @@
                   <pic:spPr>
                     <a:xfrm>
                       <a:off x="0" y="0"/>
+                      <a:ext cx="5731510" cy="2521007"/>
+                    </a:xfrm>
+                    <a:prstGeom prst="rect">
+                      <a:avLst/>
+                    </a:prstGeom>
+                  </pic:spPr>
+                </pic:pic>
+              </a:graphicData>
+            </a:graphic>
+          </wp:inline>
+        </w:drawing>
+      </w:r>
+      <w:r>
+        <w:rPr>
+          <w:rFonts w:ascii="Segoe UI" w:hAnsi="Segoe UI" w:cs="Segoe UI"/>
+          <w:color w:val="1F2328"/>
+          <w:shd w:val="clear" w:color="auto" w:fill="FFFFFF"/>
+        </w:rPr>
+        <w:br/>
+        <w:t>get Alerts in queue</w:t>
+      </w:r>
+    </w:p>
+    <w:p>
+      <w:r>
+        <w:drawing>
+          <wp:inline distT="0" distB="0" distL="0" distR="0" wp14:anchorId="7CF70071" wp14:editId="5CBBE0AD">
+            <wp:extent cx="5731510" cy="2793499"/>
+            <wp:effectExtent l="0" t="0" r="2540" b="6985"/>
+            <wp:docPr id="3" name="Picture 3"/>
+            <wp:cNvGraphicFramePr>
+              <a:graphicFrameLocks xmlns:a="http://schemas.openxmlformats.org/drawingml/2006/main" noChangeAspect="1"/>
+            </wp:cNvGraphicFramePr>
+            <a:graphic xmlns:a="http://schemas.openxmlformats.org/drawingml/2006/main">
+              <a:graphicData uri="http://schemas.openxmlformats.org/drawingml/2006/picture">
+                <pic:pic xmlns:pic="http://schemas.openxmlformats.org/drawingml/2006/picture">
+                  <pic:nvPicPr>
+                    <pic:cNvPr id="0" name=""/>
+                    <pic:cNvPicPr/>
+                  </pic:nvPicPr>
+                  <pic:blipFill>
+                    <a:blip r:embed="rId8"/>
+                    <a:stretch>
+                      <a:fillRect/>
+                    </a:stretch>
+                  </pic:blipFill>
+                  <pic:spPr>
+                    <a:xfrm>
+                      <a:off x="0" y="0"/>
                       <a:ext cx="5731510" cy="2793499"/>
                     </a:xfrm>
                     <a:prstGeom prst="rect">
@@ -120,12 +278,394 @@
           </wp:inline>
         </w:drawing>
       </w:r>
+    </w:p>
+    <w:p>
       <w:r>
         <w:lastRenderedPageBreak/>
+        <w:t>More details on alerts by fetching them with id:</w:t>
+      </w:r>
+      <w:r>
         <w:br/>
       </w:r>
-      <w:bookmarkStart w:id="0" w:name="_GoBack"/>
-      <w:bookmarkEnd w:id="0"/>
+      <w:r>
+        <w:drawing>
+          <wp:inline distT="0" distB="0" distL="0" distR="0" wp14:anchorId="71AFFFAD" wp14:editId="52E94B6F">
+            <wp:extent cx="5731510" cy="2785538"/>
+            <wp:effectExtent l="0" t="0" r="2540" b="0"/>
+            <wp:docPr id="4" name="Picture 4"/>
+            <wp:cNvGraphicFramePr>
+              <a:graphicFrameLocks xmlns:a="http://schemas.openxmlformats.org/drawingml/2006/main" noChangeAspect="1"/>
+            </wp:cNvGraphicFramePr>
+            <a:graphic xmlns:a="http://schemas.openxmlformats.org/drawingml/2006/main">
+              <a:graphicData uri="http://schemas.openxmlformats.org/drawingml/2006/picture">
+                <pic:pic xmlns:pic="http://schemas.openxmlformats.org/drawingml/2006/picture">
+                  <pic:nvPicPr>
+                    <pic:cNvPr id="0" name=""/>
+                    <pic:cNvPicPr/>
+                  </pic:nvPicPr>
+                  <pic:blipFill>
+                    <a:blip r:embed="rId9"/>
+                    <a:stretch>
+                      <a:fillRect/>
+                    </a:stretch>
+                  </pic:blipFill>
+                  <pic:spPr>
+                    <a:xfrm>
+                      <a:off x="0" y="0"/>
+                      <a:ext cx="5731510" cy="2785538"/>
+                    </a:xfrm>
+                    <a:prstGeom prst="rect">
+                      <a:avLst/>
+                    </a:prstGeom>
+                  </pic:spPr>
+                </pic:pic>
+              </a:graphicData>
+            </a:graphic>
+          </wp:inline>
+        </w:drawing>
+      </w:r>
+    </w:p>
+    <w:p/>
+    <w:p>
+      <w:proofErr w:type="spellStart"/>
+      <w:r>
+        <w:t>Dispositioning</w:t>
+      </w:r>
+      <w:proofErr w:type="spellEnd"/>
+      <w:r>
+        <w:t xml:space="preserve"> the alerts if it is valid transaction</w:t>
+      </w:r>
+      <w:r>
+        <w:br/>
+      </w:r>
+      <w:r>
+        <w:drawing>
+          <wp:inline distT="0" distB="0" distL="0" distR="0" wp14:anchorId="2DFE0C3F" wp14:editId="071D99A3">
+            <wp:extent cx="5731510" cy="2695524"/>
+            <wp:effectExtent l="0" t="0" r="2540" b="0"/>
+            <wp:docPr id="5" name="Picture 5"/>
+            <wp:cNvGraphicFramePr>
+              <a:graphicFrameLocks xmlns:a="http://schemas.openxmlformats.org/drawingml/2006/main" noChangeAspect="1"/>
+            </wp:cNvGraphicFramePr>
+            <a:graphic xmlns:a="http://schemas.openxmlformats.org/drawingml/2006/main">
+              <a:graphicData uri="http://schemas.openxmlformats.org/drawingml/2006/picture">
+                <pic:pic xmlns:pic="http://schemas.openxmlformats.org/drawingml/2006/picture">
+                  <pic:nvPicPr>
+                    <pic:cNvPr id="0" name=""/>
+                    <pic:cNvPicPr/>
+                  </pic:nvPicPr>
+                  <pic:blipFill>
+                    <a:blip r:embed="rId10"/>
+                    <a:stretch>
+                      <a:fillRect/>
+                    </a:stretch>
+                  </pic:blipFill>
+                  <pic:spPr>
+                    <a:xfrm>
+                      <a:off x="0" y="0"/>
+                      <a:ext cx="5731510" cy="2695524"/>
+                    </a:xfrm>
+                    <a:prstGeom prst="rect">
+                      <a:avLst/>
+                    </a:prstGeom>
+                  </pic:spPr>
+                </pic:pic>
+              </a:graphicData>
+            </a:graphic>
+          </wp:inline>
+        </w:drawing>
+      </w:r>
+    </w:p>
+    <w:p/>
+    <w:p/>
+    <w:p/>
+    <w:p/>
+    <w:p/>
+    <w:p/>
+    <w:p/>
+    <w:p>
+      <w:r>
+        <w:lastRenderedPageBreak/>
+        <w:t>Get current</w:t>
+      </w:r>
+      <w:r>
+        <w:t xml:space="preserve"> active</w:t>
+      </w:r>
+      <w:r>
+        <w:t xml:space="preserve"> Rules</w:t>
+      </w:r>
+      <w:r>
+        <w:t xml:space="preserve"> </w:t>
+      </w:r>
+    </w:p>
+    <w:p>
+      <w:r>
+        <w:drawing>
+          <wp:inline distT="0" distB="0" distL="0" distR="0" wp14:anchorId="3A19BE5E" wp14:editId="569B2971">
+            <wp:extent cx="5731510" cy="2425482"/>
+            <wp:effectExtent l="0" t="0" r="2540" b="0"/>
+            <wp:docPr id="7" name="Picture 7"/>
+            <wp:cNvGraphicFramePr>
+              <a:graphicFrameLocks xmlns:a="http://schemas.openxmlformats.org/drawingml/2006/main" noChangeAspect="1"/>
+            </wp:cNvGraphicFramePr>
+            <a:graphic xmlns:a="http://schemas.openxmlformats.org/drawingml/2006/main">
+              <a:graphicData uri="http://schemas.openxmlformats.org/drawingml/2006/picture">
+                <pic:pic xmlns:pic="http://schemas.openxmlformats.org/drawingml/2006/picture">
+                  <pic:nvPicPr>
+                    <pic:cNvPr id="0" name=""/>
+                    <pic:cNvPicPr/>
+                  </pic:nvPicPr>
+                  <pic:blipFill>
+                    <a:blip r:embed="rId11"/>
+                    <a:stretch>
+                      <a:fillRect/>
+                    </a:stretch>
+                  </pic:blipFill>
+                  <pic:spPr>
+                    <a:xfrm>
+                      <a:off x="0" y="0"/>
+                      <a:ext cx="5731510" cy="2425482"/>
+                    </a:xfrm>
+                    <a:prstGeom prst="rect">
+                      <a:avLst/>
+                    </a:prstGeom>
+                  </pic:spPr>
+                </pic:pic>
+              </a:graphicData>
+            </a:graphic>
+          </wp:inline>
+        </w:drawing>
+      </w:r>
+    </w:p>
+    <w:p/>
+    <w:p>
+      <w:r>
+        <w:rPr>
+          <w:rStyle w:val="HTMLCode"/>
+          <w:rFonts w:eastAsiaTheme="minorHAnsi"/>
+        </w:rPr>
+        <w:t>PUT /</w:t>
+      </w:r>
+      <w:proofErr w:type="spellStart"/>
+      <w:r>
+        <w:rPr>
+          <w:rStyle w:val="HTMLCode"/>
+          <w:rFonts w:eastAsiaTheme="minorHAnsi"/>
+        </w:rPr>
+        <w:t>api</w:t>
+      </w:r>
+      <w:proofErr w:type="spellEnd"/>
+      <w:r>
+        <w:rPr>
+          <w:rStyle w:val="HTMLCode"/>
+          <w:rFonts w:eastAsiaTheme="minorHAnsi"/>
+        </w:rPr>
+        <w:t>/v1/rules</w:t>
+      </w:r>
+      <w:proofErr w:type="gramStart"/>
+      <w:r>
+        <w:rPr>
+          <w:rStyle w:val="HTMLCode"/>
+          <w:rFonts w:eastAsiaTheme="minorHAnsi"/>
+        </w:rPr>
+        <w:t>/{</w:t>
+      </w:r>
+      <w:proofErr w:type="gramEnd"/>
+      <w:r>
+        <w:rPr>
+          <w:rStyle w:val="HTMLCode"/>
+          <w:rFonts w:eastAsiaTheme="minorHAnsi"/>
+        </w:rPr>
+        <w:t>code}</w:t>
+      </w:r>
+      <w:r>
+        <w:br/>
+        <w:t xml:space="preserve">Updates a rule without redeploying. </w:t>
+      </w:r>
+      <w:proofErr w:type="gramStart"/>
+      <w:r>
+        <w:t xml:space="preserve">Requires the </w:t>
+      </w:r>
+      <w:r>
+        <w:rPr>
+          <w:rStyle w:val="HTMLCode"/>
+          <w:rFonts w:eastAsiaTheme="minorHAnsi"/>
+        </w:rPr>
+        <w:t>ADMIN</w:t>
+      </w:r>
+      <w:r>
+        <w:t xml:space="preserve"> role.</w:t>
+      </w:r>
+      <w:proofErr w:type="gramEnd"/>
+    </w:p>
+    <w:p>
+      <w:r>
+        <w:drawing>
+          <wp:inline distT="0" distB="0" distL="0" distR="0" wp14:anchorId="13DCFFAB" wp14:editId="2B3FF0B6">
+            <wp:extent cx="5731510" cy="2557748"/>
+            <wp:effectExtent l="0" t="0" r="2540" b="0"/>
+            <wp:docPr id="9" name="Picture 9"/>
+            <wp:cNvGraphicFramePr>
+              <a:graphicFrameLocks xmlns:a="http://schemas.openxmlformats.org/drawingml/2006/main" noChangeAspect="1"/>
+            </wp:cNvGraphicFramePr>
+            <a:graphic xmlns:a="http://schemas.openxmlformats.org/drawingml/2006/main">
+              <a:graphicData uri="http://schemas.openxmlformats.org/drawingml/2006/picture">
+                <pic:pic xmlns:pic="http://schemas.openxmlformats.org/drawingml/2006/picture">
+                  <pic:nvPicPr>
+                    <pic:cNvPr id="0" name=""/>
+                    <pic:cNvPicPr/>
+                  </pic:nvPicPr>
+                  <pic:blipFill>
+                    <a:blip r:embed="rId12"/>
+                    <a:stretch>
+                      <a:fillRect/>
+                    </a:stretch>
+                  </pic:blipFill>
+                  <pic:spPr>
+                    <a:xfrm>
+                      <a:off x="0" y="0"/>
+                      <a:ext cx="5731510" cy="2557748"/>
+                    </a:xfrm>
+                    <a:prstGeom prst="rect">
+                      <a:avLst/>
+                    </a:prstGeom>
+                  </pic:spPr>
+                </pic:pic>
+              </a:graphicData>
+            </a:graphic>
+          </wp:inline>
+        </w:drawing>
+      </w:r>
+    </w:p>
+    <w:p/>
+    <w:p>
+      <w:r>
+        <w:rPr>
+          <w:rStyle w:val="HTMLCode"/>
+          <w:rFonts w:eastAsiaTheme="minorHAnsi"/>
+        </w:rPr>
+        <w:lastRenderedPageBreak/>
+        <w:t>GET /</w:t>
+      </w:r>
+      <w:proofErr w:type="spellStart"/>
+      <w:r>
+        <w:rPr>
+          <w:rStyle w:val="HTMLCode"/>
+          <w:rFonts w:eastAsiaTheme="minorHAnsi"/>
+        </w:rPr>
+        <w:t>api</w:t>
+      </w:r>
+      <w:proofErr w:type="spellEnd"/>
+      <w:r>
+        <w:rPr>
+          <w:rStyle w:val="HTMLCode"/>
+          <w:rFonts w:eastAsiaTheme="minorHAnsi"/>
+        </w:rPr>
+        <w:t>/v1/</w:t>
+      </w:r>
+      <w:proofErr w:type="spellStart"/>
+      <w:r>
+        <w:rPr>
+          <w:rStyle w:val="HTMLCode"/>
+          <w:rFonts w:eastAsiaTheme="minorHAnsi"/>
+        </w:rPr>
+        <w:t>fx</w:t>
+      </w:r>
+      <w:proofErr w:type="spellEnd"/>
+      <w:r>
+        <w:rPr>
+          <w:rStyle w:val="HTMLCode"/>
+          <w:rFonts w:eastAsiaTheme="minorHAnsi"/>
+        </w:rPr>
+        <w:t>-rates</w:t>
+      </w:r>
+      <w:r>
+        <w:br/>
+        <w:t>Lists configured currency-to-INR normalization rates.</w:t>
+      </w:r>
+      <w:r>
+        <w:drawing>
+          <wp:inline distT="0" distB="0" distL="0" distR="0" wp14:anchorId="00E6FFC7" wp14:editId="6C9BD9FE">
+            <wp:extent cx="5731510" cy="2164625"/>
+            <wp:effectExtent l="0" t="0" r="2540" b="7620"/>
+            <wp:docPr id="8" name="Picture 8"/>
+            <wp:cNvGraphicFramePr>
+              <a:graphicFrameLocks xmlns:a="http://schemas.openxmlformats.org/drawingml/2006/main" noChangeAspect="1"/>
+            </wp:cNvGraphicFramePr>
+            <a:graphic xmlns:a="http://schemas.openxmlformats.org/drawingml/2006/main">
+              <a:graphicData uri="http://schemas.openxmlformats.org/drawingml/2006/picture">
+                <pic:pic xmlns:pic="http://schemas.openxmlformats.org/drawingml/2006/picture">
+                  <pic:nvPicPr>
+                    <pic:cNvPr id="0" name=""/>
+                    <pic:cNvPicPr/>
+                  </pic:nvPicPr>
+                  <pic:blipFill>
+                    <a:blip r:embed="rId13"/>
+                    <a:stretch>
+                      <a:fillRect/>
+                    </a:stretch>
+                  </pic:blipFill>
+                  <pic:spPr>
+                    <a:xfrm>
+                      <a:off x="0" y="0"/>
+                      <a:ext cx="5731510" cy="2164625"/>
+                    </a:xfrm>
+                    <a:prstGeom prst="rect">
+                      <a:avLst/>
+                    </a:prstGeom>
+                  </pic:spPr>
+                </pic:pic>
+              </a:graphicData>
+            </a:graphic>
+          </wp:inline>
+        </w:drawing>
+      </w:r>
+    </w:p>
+    <w:p/>
+    <w:p/>
+    <w:p>
+      <w:r>
+        <w:t>Batch processing API’s</w:t>
+      </w:r>
+    </w:p>
+    <w:p>
+      <w:r>
+        <w:drawing>
+          <wp:inline distT="0" distB="0" distL="0" distR="0" wp14:anchorId="6F7F0722" wp14:editId="2C1DF10E">
+            <wp:extent cx="5731510" cy="679698"/>
+            <wp:effectExtent l="0" t="0" r="2540" b="6350"/>
+            <wp:docPr id="10" name="Picture 10"/>
+            <wp:cNvGraphicFramePr>
+              <a:graphicFrameLocks xmlns:a="http://schemas.openxmlformats.org/drawingml/2006/main" noChangeAspect="1"/>
+            </wp:cNvGraphicFramePr>
+            <a:graphic xmlns:a="http://schemas.openxmlformats.org/drawingml/2006/main">
+              <a:graphicData uri="http://schemas.openxmlformats.org/drawingml/2006/picture">
+                <pic:pic xmlns:pic="http://schemas.openxmlformats.org/drawingml/2006/picture">
+                  <pic:nvPicPr>
+                    <pic:cNvPr id="0" name=""/>
+                    <pic:cNvPicPr/>
+                  </pic:nvPicPr>
+                  <pic:blipFill>
+                    <a:blip r:embed="rId14"/>
+                    <a:stretch>
+                      <a:fillRect/>
+                    </a:stretch>
+                  </pic:blipFill>
+                  <pic:spPr>
+                    <a:xfrm>
+                      <a:off x="0" y="0"/>
+                      <a:ext cx="5731510" cy="679698"/>
+                    </a:xfrm>
+                    <a:prstGeom prst="rect">
+                      <a:avLst/>
+                    </a:prstGeom>
+                  </pic:spPr>
+                </pic:pic>
+              </a:graphicData>
+            </a:graphic>
+          </wp:inline>
+        </w:drawing>
+      </w:r>
     </w:p>
     <w:sectPr>
       <w:pgSz w:w="11906" w:h="16838"/>
@@ -354,6 +894,19 @@
       <w:szCs w:val="16"/>
     </w:rPr>
   </w:style>
+  <w:style w:type="character" w:styleId="HTMLCode">
+    <w:name w:val="HTML Code"/>
+    <w:basedOn w:val="DefaultParagraphFont"/>
+    <w:uiPriority w:val="99"/>
+    <w:semiHidden/>
+    <w:unhideWhenUsed/>
+    <w:rsid w:val="00F56B97"/>
+    <w:rPr>
+      <w:rFonts w:ascii="Courier New" w:eastAsia="Times New Roman" w:hAnsi="Courier New" w:cs="Courier New"/>
+      <w:sz w:val="20"/>
+      <w:szCs w:val="20"/>
+    </w:rPr>
+  </w:style>
 </w:styles>
 </file>
 
@@ -572,6 +1125,19 @@
       <w:rFonts w:ascii="Tahoma" w:hAnsi="Tahoma" w:cs="Tahoma"/>
       <w:sz w:val="16"/>
       <w:szCs w:val="16"/>
+    </w:rPr>
+  </w:style>
+  <w:style w:type="character" w:styleId="HTMLCode">
+    <w:name w:val="HTML Code"/>
+    <w:basedOn w:val="DefaultParagraphFont"/>
+    <w:uiPriority w:val="99"/>
+    <w:semiHidden/>
+    <w:unhideWhenUsed/>
+    <w:rsid w:val="00F56B97"/>
+    <w:rPr>
+      <w:rFonts w:ascii="Courier New" w:eastAsia="Times New Roman" w:hAnsi="Courier New" w:cs="Courier New"/>
+      <w:sz w:val="20"/>
+      <w:szCs w:val="20"/>
     </w:rPr>
   </w:style>
 </w:styles>
